--- a/docs/레시피_상세로직_유저시나리오_v3.docx
+++ b/docs/레시피_상세로직_유저시나리오_v3.docx
@@ -6161,6 +6161,50 @@
       </w:pPr>
       <w:r>
         <w:t>마이페이지(④ 문서): 고정 지출(월) 입력·이력, 목표 순이익률 기본값, 카테고리·단위 시스템·구매처 관리, 알림, 월 손익 리포트. (세금/부가세는 레시피별 토글·항목 추가로만 관리 — 마이페이지에 없음.)</w:t>
+      </w:r>
+    </w:p>
+    <w:p>
+      <w:r>
+        <w:br w:type="page"/>
+      </w:r>
+    </w:p>
+    <w:p>
+      <w:r>
+        <w:rPr>
+          <w:b/>
+          <w:color w:val="191F28"/>
+          <w:sz w:val="28"/>
+        </w:rPr>
+        <w:t>■ 구현 반영 변경점 (v3 → 구현, 2026-06)</w:t>
+      </w:r>
+    </w:p>
+    <w:p>
+      <w:r>
+        <w:rPr>
+          <w:color w:val="6B7684"/>
+          <w:sz w:val="18"/>
+        </w:rPr>
+        <w:t>본 절은 원본 v3 설계 이후 실제 구현에서 (주로 사용자 결정으로) 달라진 부분을 요약한다. 전체 정리는 docs/구현-변경점.md 참조. (2026-06-09)</w:t>
+      </w:r>
+    </w:p>
+    <w:p>
+      <w:r>
+        <w:t>• 리스트(RCP-01): '재료 원가율' → '재료비' 라벨. 숫자 15 / % 13.5. 판매가·재료비=그레이, 순이익=블랙.</w:t>
+      </w:r>
+    </w:p>
+    <w:p>
+      <w:r>
+        <w:t>• 추가(RCP-03): 재료 행 = 우측 화살표(&gt;) → 사용량 입력 시트(삭제/담기). 추가 지출 = 편집행([지출명][금액][X] + 추가).</w:t>
+      </w:r>
+    </w:p>
+    <w:p>
+      <w:r>
+        <w:t>• 재료 검색·담기(RCP-09): 식재료 리스트 카드 스타일 + 카드 탭 → 사용량 입력 시트(생산량 기준 / 1개당).</w:t>
+      </w:r>
+    </w:p>
+    <w:p>
+      <w:r>
+        <w:t>• 고정 지출 카드 → 자세히 보기 → 수정(MY-02) 진입.</w:t>
       </w:r>
     </w:p>
     <w:sectPr>
